--- a/public/officialTravelRequestTemplate.docx
+++ b/public/officialTravelRequestTemplate.docx
@@ -48,7 +48,7 @@
           <v:shape id="_x0000_s1093" type="#_x0000_t75" style="position:absolute;left:0;text-align:left;margin-left:.15pt;margin-top:13.1pt;width:47.25pt;height:50.5pt;z-index:-251632640;mso-position-horizontal-relative:text;mso-position-vertical-relative:text" fillcolor="window">
             <v:imagedata r:id="rId5" o:title=""/>
           </v:shape>
-          <o:OLEObject Type="Embed" ProgID="Word.Picture.8" ShapeID="_x0000_s1093" DrawAspect="Content" ObjectID="_1830790328" r:id="rId6"/>
+          <o:OLEObject Type="Embed" ProgID="Word.Picture.8" ShapeID="_x0000_s1093" DrawAspect="Content" ObjectID="_1834079206" r:id="rId6"/>
         </w:object>
       </w:r>
       <w:r>
@@ -66,7 +66,7 @@
           <v:shape id="_x0000_s1092" type="#_x0000_t75" style="position:absolute;left:0;text-align:left;margin-left:.15pt;margin-top:13.1pt;width:47.25pt;height:50.5pt;z-index:-251637760;mso-position-horizontal-relative:text;mso-position-vertical-relative:text" fillcolor="window">
             <v:imagedata r:id="rId5" o:title=""/>
           </v:shape>
-          <o:OLEObject Type="Embed" ProgID="Word.Picture.8" ShapeID="_x0000_s1092" DrawAspect="Content" ObjectID="_1830790329" r:id="rId7"/>
+          <o:OLEObject Type="Embed" ProgID="Word.Picture.8" ShapeID="_x0000_s1092" DrawAspect="Content" ObjectID="_1834079207" r:id="rId7"/>
         </w:object>
       </w:r>
     </w:p>
@@ -252,7 +252,6 @@
         </w:rPr>
         <w:t>{</w:t>
       </w:r>
-      <w:proofErr w:type="spellStart"/>
       <w:r>
         <w:rPr>
           <w:rFonts w:ascii="TH SarabunIT๙" w:hAnsi="TH SarabunIT๙" w:cs="TH SarabunIT๙"/>
@@ -262,7 +261,6 @@
         </w:rPr>
         <w:t>documentNo</w:t>
       </w:r>
-      <w:proofErr w:type="spellEnd"/>
       <w:r>
         <w:rPr>
           <w:rFonts w:ascii="TH SarabunIT๙" w:hAnsi="TH SarabunIT๙" w:cs="TH SarabunIT๙"/>
@@ -534,56 +532,16 @@
           <w:sz w:val="32"/>
           <w:szCs w:val="32"/>
         </w:rPr>
-        <w:t>{</w:t>
-      </w:r>
-      <w:proofErr w:type="spellStart"/>
-      <w:r>
-        <w:rPr>
-          <w:rFonts w:ascii="TH SarabunIT๙" w:hAnsi="TH SarabunIT๙" w:cs="TH SarabunIT๙"/>
-          <w:color w:val="000000" w:themeColor="text1"/>
-          <w:sz w:val="32"/>
-          <w:szCs w:val="32"/>
-        </w:rPr>
-        <w:t>gd</w:t>
-      </w:r>
-      <w:proofErr w:type="spellEnd"/>
-      <w:r>
-        <w:rPr>
-          <w:rFonts w:ascii="TH SarabunIT๙" w:hAnsi="TH SarabunIT๙" w:cs="TH SarabunIT๙"/>
-          <w:color w:val="000000" w:themeColor="text1"/>
-          <w:sz w:val="32"/>
-          <w:szCs w:val="32"/>
-        </w:rPr>
-        <w:t>}</w:t>
-      </w:r>
-      <w:r>
-        <w:rPr>
-          <w:rFonts w:ascii="TH SarabunIT๙" w:hAnsi="TH SarabunIT๙" w:cs="TH SarabunIT๙"/>
-          <w:color w:val="000000" w:themeColor="text1"/>
-          <w:sz w:val="32"/>
-          <w:szCs w:val="32"/>
-        </w:rPr>
-        <w:t>{</w:t>
-      </w:r>
-      <w:proofErr w:type="spellStart"/>
-      <w:r>
-        <w:rPr>
-          <w:rFonts w:ascii="TH SarabunIT๙" w:hAnsi="TH SarabunIT๙" w:cs="TH SarabunIT๙"/>
-          <w:color w:val="000000" w:themeColor="text1"/>
-          <w:sz w:val="32"/>
-          <w:szCs w:val="32"/>
-        </w:rPr>
-        <w:t>createdName</w:t>
-      </w:r>
-      <w:proofErr w:type="spellEnd"/>
-      <w:r>
-        <w:rPr>
-          <w:rFonts w:ascii="TH SarabunIT๙" w:hAnsi="TH SarabunIT๙" w:cs="TH SarabunIT๙"/>
-          <w:color w:val="000000" w:themeColor="text1"/>
-          <w:sz w:val="32"/>
-          <w:szCs w:val="32"/>
-        </w:rPr>
-        <w:t xml:space="preserve">} </w:t>
+        <w:t>{gd}</w:t>
+      </w:r>
+      <w:r>
+        <w:rPr>
+          <w:rFonts w:ascii="TH SarabunIT๙" w:hAnsi="TH SarabunIT๙" w:cs="TH SarabunIT๙"/>
+          <w:color w:val="000000" w:themeColor="text1"/>
+          <w:sz w:val="32"/>
+          <w:szCs w:val="32"/>
+        </w:rPr>
+        <w:t xml:space="preserve">{createdName} </w:t>
       </w:r>
       <w:r>
         <w:rPr>
@@ -628,19 +586,8 @@
           <w:sz w:val="32"/>
           <w:szCs w:val="32"/>
         </w:rPr>
-        <w:t>{</w:t>
-      </w:r>
-      <w:proofErr w:type="spellStart"/>
-      <w:r>
-        <w:rPr>
-          <w:rFonts w:ascii="TH SarabunIT๙" w:hAnsi="TH SarabunIT๙" w:cs="TH SarabunIT๙"/>
-          <w:color w:val="000000" w:themeColor="text1"/>
-          <w:sz w:val="32"/>
-          <w:szCs w:val="32"/>
-        </w:rPr>
-        <w:t>userPosition</w:t>
-      </w:r>
-      <w:proofErr w:type="spellEnd"/>
+        <w:t>{userPosition</w:t>
+      </w:r>
       <w:r>
         <w:rPr>
           <w:rFonts w:ascii="TH SarabunIT๙" w:hAnsi="TH SarabunIT๙" w:cs="TH SarabunIT๙"/>
@@ -704,7 +651,6 @@
         </w:rPr>
         <w:t>{</w:t>
       </w:r>
-      <w:proofErr w:type="gramStart"/>
       <w:r>
         <w:rPr>
           <w:rFonts w:ascii="TH SarabunIT๙" w:hAnsi="TH SarabunIT๙" w:cs="TH SarabunIT๙"/>
@@ -728,17 +674,7 @@
           <w:szCs w:val="32"/>
           <w:cs/>
         </w:rPr>
-        <w:t>.....</w:t>
-      </w:r>
-      <w:proofErr w:type="gramEnd"/>
-      <w:r>
-        <w:rPr>
-          <w:rFonts w:ascii="TH SarabunIT๙" w:hAnsi="TH SarabunIT๙" w:cs="TH SarabunIT๙"/>
-          <w:sz w:val="32"/>
-          <w:szCs w:val="32"/>
-          <w:cs/>
-        </w:rPr>
-        <w:t xml:space="preserve">คน </w:t>
+        <w:t xml:space="preserve">.....คน </w:t>
       </w:r>
       <w:r>
         <w:rPr>
@@ -796,25 +732,7 @@
           <w:sz w:val="32"/>
           <w:szCs w:val="32"/>
         </w:rPr>
-        <w:t>{index</w:t>
-      </w:r>
-      <w:proofErr w:type="gramStart"/>
-      <w:r>
-        <w:rPr>
-          <w:rFonts w:ascii="TH SarabunIT๙" w:hAnsi="TH SarabunIT๙" w:cs="TH SarabunIT๙"/>
-          <w:sz w:val="32"/>
-          <w:szCs w:val="32"/>
-        </w:rPr>
-        <w:t>}.{</w:t>
-      </w:r>
-      <w:proofErr w:type="gramEnd"/>
-      <w:r>
-        <w:rPr>
-          <w:rFonts w:ascii="TH SarabunIT๙" w:hAnsi="TH SarabunIT๙" w:cs="TH SarabunIT๙"/>
-          <w:sz w:val="32"/>
-          <w:szCs w:val="32"/>
-        </w:rPr>
-        <w:t>name}</w:t>
+        <w:t>{index}.{name}</w:t>
       </w:r>
       <w:r>
         <w:rPr>
@@ -883,25 +801,7 @@
           <w:sz w:val="32"/>
           <w:szCs w:val="32"/>
         </w:rPr>
-        <w:t>{/</w:t>
-      </w:r>
-      <w:proofErr w:type="spellStart"/>
-      <w:r>
-        <w:rPr>
-          <w:rFonts w:ascii="TH SarabunIT๙" w:hAnsi="TH SarabunIT๙" w:cs="TH SarabunIT๙"/>
-          <w:sz w:val="32"/>
-          <w:szCs w:val="32"/>
-        </w:rPr>
-        <w:t>passengerss</w:t>
-      </w:r>
-      <w:proofErr w:type="spellEnd"/>
-      <w:r>
-        <w:rPr>
-          <w:rFonts w:ascii="TH SarabunIT๙" w:hAnsi="TH SarabunIT๙" w:cs="TH SarabunIT๙"/>
-          <w:sz w:val="32"/>
-          <w:szCs w:val="32"/>
-        </w:rPr>
-        <w:t>}</w:t>
+        <w:t>{/passengerss}</w:t>
       </w:r>
     </w:p>
     <w:p>
@@ -962,48 +862,27 @@
           <w:sz w:val="32"/>
           <w:szCs w:val="32"/>
         </w:rPr>
+        <w:t xml:space="preserve">{missionDetail} </w:t>
+      </w:r>
+      <w:r>
+        <w:rPr>
+          <w:rFonts w:ascii="TH SarabunIT๙" w:hAnsi="TH SarabunIT๙" w:cs="TH SarabunIT๙" w:hint="cs"/>
+          <w:color w:val="000000" w:themeColor="text1"/>
+          <w:sz w:val="32"/>
+          <w:szCs w:val="32"/>
+          <w:cs/>
+        </w:rPr>
+        <w:t xml:space="preserve">ระหว่างวันที่ </w:t>
+      </w:r>
+      <w:r>
+        <w:rPr>
+          <w:rFonts w:ascii="TH SarabunIT๙" w:hAnsi="TH SarabunIT๙" w:cs="TH SarabunIT๙"/>
+          <w:color w:val="000000" w:themeColor="text1"/>
+          <w:sz w:val="32"/>
+          <w:szCs w:val="32"/>
+        </w:rPr>
         <w:t>{</w:t>
       </w:r>
-      <w:proofErr w:type="spellStart"/>
-      <w:r>
-        <w:rPr>
-          <w:rFonts w:ascii="TH SarabunIT๙" w:hAnsi="TH SarabunIT๙" w:cs="TH SarabunIT๙"/>
-          <w:color w:val="000000" w:themeColor="text1"/>
-          <w:sz w:val="32"/>
-          <w:szCs w:val="32"/>
-        </w:rPr>
-        <w:t>missionDetail</w:t>
-      </w:r>
-      <w:proofErr w:type="spellEnd"/>
-      <w:r>
-        <w:rPr>
-          <w:rFonts w:ascii="TH SarabunIT๙" w:hAnsi="TH SarabunIT๙" w:cs="TH SarabunIT๙"/>
-          <w:color w:val="000000" w:themeColor="text1"/>
-          <w:sz w:val="32"/>
-          <w:szCs w:val="32"/>
-        </w:rPr>
-        <w:t xml:space="preserve">} </w:t>
-      </w:r>
-      <w:r>
-        <w:rPr>
-          <w:rFonts w:ascii="TH SarabunIT๙" w:hAnsi="TH SarabunIT๙" w:cs="TH SarabunIT๙" w:hint="cs"/>
-          <w:color w:val="000000" w:themeColor="text1"/>
-          <w:sz w:val="32"/>
-          <w:szCs w:val="32"/>
-          <w:cs/>
-        </w:rPr>
-        <w:t xml:space="preserve">ระหว่างวันที่ </w:t>
-      </w:r>
-      <w:r>
-        <w:rPr>
-          <w:rFonts w:ascii="TH SarabunIT๙" w:hAnsi="TH SarabunIT๙" w:cs="TH SarabunIT๙"/>
-          <w:color w:val="000000" w:themeColor="text1"/>
-          <w:sz w:val="32"/>
-          <w:szCs w:val="32"/>
-        </w:rPr>
-        <w:t>{</w:t>
-      </w:r>
-      <w:proofErr w:type="spellStart"/>
       <w:r>
         <w:rPr>
           <w:rFonts w:ascii="TH SarabunIT๙" w:hAnsi="TH SarabunIT๙" w:cs="TH SarabunIT๙"/>
@@ -1013,7 +892,6 @@
         </w:rPr>
         <w:t>dateStart</w:t>
       </w:r>
-      <w:proofErr w:type="spellEnd"/>
       <w:r>
         <w:rPr>
           <w:rFonts w:ascii="TH SarabunIT๙" w:hAnsi="TH SarabunIT๙" w:cs="TH SarabunIT๙"/>
@@ -1060,7 +938,6 @@
         </w:rPr>
         <w:t>{</w:t>
       </w:r>
-      <w:proofErr w:type="gramStart"/>
       <w:r>
         <w:rPr>
           <w:rFonts w:ascii="TH SarabunIT๙" w:hAnsi="TH SarabunIT๙" w:cs="TH SarabunIT๙"/>
@@ -1085,7 +962,6 @@
         </w:rPr>
         <w:t xml:space="preserve"> </w:t>
       </w:r>
-      <w:proofErr w:type="gramEnd"/>
       <w:r>
         <w:rPr>
           <w:rFonts w:ascii="TH SarabunIT๙" w:hAnsi="TH SarabunIT๙" w:cs="TH SarabunIT๙" w:hint="cs"/>
@@ -1121,27 +997,7 @@
           <w:sz w:val="32"/>
           <w:szCs w:val="32"/>
         </w:rPr>
-        <w:t>{</w:t>
-      </w:r>
-      <w:proofErr w:type="spellStart"/>
-      <w:r>
-        <w:rPr>
-          <w:rFonts w:ascii="TH SarabunIT๙" w:hAnsi="TH SarabunIT๙" w:cs="TH SarabunIT๙"/>
-          <w:color w:val="000000" w:themeColor="text1"/>
-          <w:sz w:val="32"/>
-          <w:szCs w:val="32"/>
-        </w:rPr>
-        <w:t>licensePlate</w:t>
-      </w:r>
-      <w:proofErr w:type="spellEnd"/>
-      <w:r>
-        <w:rPr>
-          <w:rFonts w:ascii="TH SarabunIT๙" w:hAnsi="TH SarabunIT๙" w:cs="TH SarabunIT๙"/>
-          <w:color w:val="000000" w:themeColor="text1"/>
-          <w:sz w:val="32"/>
-          <w:szCs w:val="32"/>
-        </w:rPr>
-        <w:t>}</w:t>
+        <w:t>{licensePlate}</w:t>
       </w:r>
       <w:r>
         <w:rPr>
@@ -1169,56 +1025,16 @@
           <w:sz w:val="32"/>
           <w:szCs w:val="32"/>
         </w:rPr>
-        <w:t>{</w:t>
-      </w:r>
-      <w:proofErr w:type="spellStart"/>
-      <w:r>
-        <w:rPr>
-          <w:rFonts w:ascii="TH SarabunIT๙" w:hAnsi="TH SarabunIT๙" w:cs="TH SarabunIT๙"/>
-          <w:color w:val="000000" w:themeColor="text1"/>
-          <w:sz w:val="32"/>
-          <w:szCs w:val="32"/>
-        </w:rPr>
-        <w:t>gd</w:t>
-      </w:r>
-      <w:proofErr w:type="spellEnd"/>
-      <w:r>
-        <w:rPr>
-          <w:rFonts w:ascii="TH SarabunIT๙" w:hAnsi="TH SarabunIT๙" w:cs="TH SarabunIT๙"/>
-          <w:color w:val="000000" w:themeColor="text1"/>
-          <w:sz w:val="32"/>
-          <w:szCs w:val="32"/>
-        </w:rPr>
-        <w:t>}</w:t>
-      </w:r>
-      <w:r>
-        <w:rPr>
-          <w:rFonts w:ascii="TH SarabunIT๙" w:hAnsi="TH SarabunIT๙" w:cs="TH SarabunIT๙"/>
-          <w:color w:val="000000" w:themeColor="text1"/>
-          <w:sz w:val="32"/>
-          <w:szCs w:val="32"/>
-        </w:rPr>
-        <w:t>{</w:t>
-      </w:r>
-      <w:proofErr w:type="spellStart"/>
-      <w:r>
-        <w:rPr>
-          <w:rFonts w:ascii="TH SarabunIT๙" w:hAnsi="TH SarabunIT๙" w:cs="TH SarabunIT๙"/>
-          <w:color w:val="000000" w:themeColor="text1"/>
-          <w:sz w:val="32"/>
-          <w:szCs w:val="32"/>
-        </w:rPr>
-        <w:t>createdName</w:t>
-      </w:r>
-      <w:proofErr w:type="spellEnd"/>
-      <w:r>
-        <w:rPr>
-          <w:rFonts w:ascii="TH SarabunIT๙" w:hAnsi="TH SarabunIT๙" w:cs="TH SarabunIT๙"/>
-          <w:color w:val="000000" w:themeColor="text1"/>
-          <w:sz w:val="32"/>
-          <w:szCs w:val="32"/>
-        </w:rPr>
-        <w:t xml:space="preserve">} </w:t>
+        <w:t>{gd}</w:t>
+      </w:r>
+      <w:r>
+        <w:rPr>
+          <w:rFonts w:ascii="TH SarabunIT๙" w:hAnsi="TH SarabunIT๙" w:cs="TH SarabunIT๙"/>
+          <w:color w:val="000000" w:themeColor="text1"/>
+          <w:sz w:val="32"/>
+          <w:szCs w:val="32"/>
+        </w:rPr>
+        <w:t xml:space="preserve">{createdName} </w:t>
       </w:r>
       <w:r>
         <w:rPr>
@@ -1245,82 +1061,137 @@
           <w:sz w:val="32"/>
           <w:szCs w:val="32"/>
         </w:rPr>
+        <w:t xml:space="preserve">{AC}  </w:t>
+      </w:r>
+      <w:r>
+        <w:rPr>
+          <w:rFonts w:ascii="TH SarabunIT๙" w:hAnsi="TH SarabunIT๙" w:cs="TH SarabunIT๙" w:hint="cs"/>
+          <w:sz w:val="32"/>
+          <w:szCs w:val="32"/>
+          <w:cs/>
+        </w:rPr>
+        <w:t>รถยนต์โดยสารปรับอากาศประจำทาง</w:t>
+      </w:r>
+      <w:r>
+        <w:rPr>
+          <w:rFonts w:ascii="TH SarabunIT๙" w:hAnsi="TH SarabunIT๙" w:cs="TH SarabunIT๙"/>
+          <w:sz w:val="32"/>
+          <w:szCs w:val="32"/>
+        </w:rPr>
+        <w:t xml:space="preserve">  {AP}  </w:t>
+      </w:r>
+      <w:r>
+        <w:rPr>
+          <w:rFonts w:ascii="TH SarabunIT๙" w:hAnsi="TH SarabunIT๙" w:cs="TH SarabunIT๙" w:hint="cs"/>
+          <w:sz w:val="32"/>
+          <w:szCs w:val="32"/>
+          <w:cs/>
+        </w:rPr>
+        <w:t>เครื่องบินโดยสาร</w:t>
+      </w:r>
+      <w:r>
+        <w:rPr>
+          <w:rFonts w:ascii="TH SarabunIT๙" w:hAnsi="TH SarabunIT๙" w:cs="TH SarabunIT๙"/>
+          <w:sz w:val="32"/>
+          <w:szCs w:val="32"/>
+        </w:rPr>
+        <w:t xml:space="preserve">  {PC}  </w:t>
+      </w:r>
+      <w:r>
+        <w:rPr>
+          <w:rFonts w:ascii="TH SarabunIT๙" w:hAnsi="TH SarabunIT๙" w:cs="TH SarabunIT๙" w:hint="cs"/>
+          <w:sz w:val="32"/>
+          <w:szCs w:val="32"/>
+          <w:cs/>
+        </w:rPr>
+        <w:t>รถยนต์ส่วนบุคลหมายเลขทะเบียน...</w:t>
+      </w:r>
+      <w:r>
+        <w:rPr>
+          <w:rFonts w:ascii="TH SarabunIT๙" w:hAnsi="TH SarabunIT๙" w:cs="TH SarabunIT๙"/>
+          <w:sz w:val="32"/>
+          <w:szCs w:val="32"/>
+        </w:rPr>
         <w:t>{</w:t>
       </w:r>
-      <w:proofErr w:type="gramStart"/>
-      <w:r>
-        <w:rPr>
-          <w:rFonts w:ascii="TH SarabunIT๙" w:hAnsi="TH SarabunIT๙" w:cs="TH SarabunIT๙"/>
-          <w:sz w:val="32"/>
-          <w:szCs w:val="32"/>
-        </w:rPr>
-        <w:t xml:space="preserve">AC}  </w:t>
-      </w:r>
-      <w:r>
-        <w:rPr>
-          <w:rFonts w:ascii="TH SarabunIT๙" w:hAnsi="TH SarabunIT๙" w:cs="TH SarabunIT๙" w:hint="cs"/>
-          <w:sz w:val="32"/>
-          <w:szCs w:val="32"/>
-          <w:cs/>
-        </w:rPr>
-        <w:t>รถยนต์โดยสารปรับอากาศประจำทาง</w:t>
-      </w:r>
-      <w:proofErr w:type="gramEnd"/>
-      <w:r>
-        <w:rPr>
-          <w:rFonts w:ascii="TH SarabunIT๙" w:hAnsi="TH SarabunIT๙" w:cs="TH SarabunIT๙"/>
-          <w:sz w:val="32"/>
-          <w:szCs w:val="32"/>
-        </w:rPr>
-        <w:t xml:space="preserve">  {AP}  </w:t>
-      </w:r>
-      <w:r>
-        <w:rPr>
-          <w:rFonts w:ascii="TH SarabunIT๙" w:hAnsi="TH SarabunIT๙" w:cs="TH SarabunIT๙" w:hint="cs"/>
-          <w:sz w:val="32"/>
-          <w:szCs w:val="32"/>
-          <w:cs/>
-        </w:rPr>
-        <w:t>เครื่องบินโดยสาร</w:t>
-      </w:r>
-      <w:r>
-        <w:rPr>
-          <w:rFonts w:ascii="TH SarabunIT๙" w:hAnsi="TH SarabunIT๙" w:cs="TH SarabunIT๙"/>
-          <w:sz w:val="32"/>
-          <w:szCs w:val="32"/>
-        </w:rPr>
-        <w:t xml:space="preserve">  {PC}  </w:t>
-      </w:r>
-      <w:r>
-        <w:rPr>
-          <w:rFonts w:ascii="TH SarabunIT๙" w:hAnsi="TH SarabunIT๙" w:cs="TH SarabunIT๙" w:hint="cs"/>
-          <w:sz w:val="32"/>
-          <w:szCs w:val="32"/>
-          <w:cs/>
-        </w:rPr>
-        <w:t>รถยนต์ส่วนบุคลหมายเลขทะเบียน...</w:t>
-      </w:r>
-      <w:r>
-        <w:rPr>
-          <w:rFonts w:ascii="TH SarabunIT๙" w:hAnsi="TH SarabunIT๙" w:cs="TH SarabunIT๙"/>
+      <w:r>
+        <w:rPr>
+          <w:rFonts w:ascii="TH SarabunIT๙" w:hAnsi="TH SarabunIT๙" w:cs="TH SarabunIT๙"/>
+          <w:sz w:val="32"/>
+          <w:szCs w:val="32"/>
+        </w:rPr>
+        <w:t>privateCarId</w:t>
+      </w:r>
+      <w:r>
+        <w:rPr>
+          <w:rFonts w:ascii="TH SarabunIT๙" w:hAnsi="TH SarabunIT๙" w:cs="TH SarabunIT๙"/>
+          <w:sz w:val="32"/>
+          <w:szCs w:val="32"/>
+        </w:rPr>
+        <w:t>}</w:t>
+      </w:r>
+      <w:r>
+        <w:rPr>
+          <w:rFonts w:ascii="TH SarabunIT๙" w:hAnsi="TH SarabunIT๙" w:cs="TH SarabunIT๙" w:hint="cs"/>
+          <w:sz w:val="32"/>
+          <w:szCs w:val="32"/>
+          <w:cs/>
+        </w:rPr>
+        <w:t>...</w:t>
+      </w:r>
+      <w:r>
+        <w:rPr>
+          <w:rFonts w:ascii="TH SarabunIT๙" w:hAnsi="TH SarabunIT๙" w:cs="TH SarabunIT๙"/>
+          <w:sz w:val="32"/>
+          <w:szCs w:val="32"/>
+        </w:rPr>
+        <w:t xml:space="preserve">  {OT}  </w:t>
+      </w:r>
+      <w:r>
+        <w:rPr>
+          <w:rFonts w:ascii="TH SarabunIT๙" w:eastAsia="Angsana New" w:hAnsi="TH SarabunIT๙" w:cs="TH SarabunIT๙" w:hint="cs"/>
+          <w:sz w:val="32"/>
+          <w:szCs w:val="32"/>
+          <w:cs/>
+        </w:rPr>
+        <w:t>อื่น</w:t>
+      </w:r>
+      <w:r>
+        <w:rPr>
+          <w:rFonts w:ascii="TH SarabunIT๙" w:eastAsia="Angsana New" w:hAnsi="TH SarabunIT๙" w:cs="TH SarabunIT๙"/>
+          <w:sz w:val="32"/>
+          <w:szCs w:val="32"/>
+        </w:rPr>
+        <w:t xml:space="preserve"> </w:t>
+      </w:r>
+      <w:r>
+        <w:rPr>
+          <w:rFonts w:ascii="TH SarabunIT๙" w:eastAsia="Angsana New" w:hAnsi="TH SarabunIT๙" w:cs="TH SarabunIT๙" w:hint="cs"/>
+          <w:sz w:val="32"/>
+          <w:szCs w:val="32"/>
+          <w:cs/>
+        </w:rPr>
+        <w:t>ๆ ระบุ....</w:t>
+      </w:r>
+      <w:r>
+        <w:rPr>
+          <w:rFonts w:ascii="TH SarabunIT๙" w:eastAsia="Angsana New" w:hAnsi="TH SarabunIT๙" w:cs="TH SarabunIT๙"/>
           <w:sz w:val="32"/>
           <w:szCs w:val="32"/>
         </w:rPr>
         <w:t>{</w:t>
       </w:r>
-      <w:proofErr w:type="spellStart"/>
-      <w:r>
-        <w:rPr>
-          <w:rFonts w:ascii="TH SarabunIT๙" w:hAnsi="TH SarabunIT๙" w:cs="TH SarabunIT๙"/>
-          <w:sz w:val="32"/>
-          <w:szCs w:val="32"/>
-        </w:rPr>
-        <w:t>privateCarId</w:t>
-      </w:r>
-      <w:proofErr w:type="spellEnd"/>
-      <w:r>
-        <w:rPr>
-          <w:rFonts w:ascii="TH SarabunIT๙" w:hAnsi="TH SarabunIT๙" w:cs="TH SarabunIT๙"/>
+      <w:r>
+        <w:rPr>
+          <w:rFonts w:ascii="TH SarabunIT๙" w:eastAsia="Angsana New" w:hAnsi="TH SarabunIT๙" w:cs="TH SarabunIT๙"/>
+          <w:sz w:val="32"/>
+          <w:szCs w:val="32"/>
+        </w:rPr>
+        <w:t>otherTravelType</w:t>
+      </w:r>
+      <w:r>
+        <w:rPr>
+          <w:rFonts w:ascii="TH SarabunIT๙" w:eastAsia="Angsana New" w:hAnsi="TH SarabunIT๙" w:cs="TH SarabunIT๙"/>
           <w:sz w:val="32"/>
           <w:szCs w:val="32"/>
         </w:rPr>
@@ -1328,40 +1199,13 @@
       </w:r>
       <w:r>
         <w:rPr>
-          <w:rFonts w:ascii="TH SarabunIT๙" w:hAnsi="TH SarabunIT๙" w:cs="TH SarabunIT๙" w:hint="cs"/>
-          <w:sz w:val="32"/>
-          <w:szCs w:val="32"/>
-          <w:cs/>
-        </w:rPr>
-        <w:t>...</w:t>
-      </w:r>
-      <w:r>
-        <w:rPr>
-          <w:rFonts w:ascii="TH SarabunIT๙" w:hAnsi="TH SarabunIT๙" w:cs="TH SarabunIT๙"/>
-          <w:sz w:val="32"/>
-          <w:szCs w:val="32"/>
-        </w:rPr>
-        <w:t xml:space="preserve">  {</w:t>
-      </w:r>
-      <w:proofErr w:type="gramStart"/>
-      <w:r>
-        <w:rPr>
-          <w:rFonts w:ascii="TH SarabunIT๙" w:hAnsi="TH SarabunIT๙" w:cs="TH SarabunIT๙"/>
-          <w:sz w:val="32"/>
-          <w:szCs w:val="32"/>
-        </w:rPr>
-        <w:t xml:space="preserve">OT}  </w:t>
-      </w:r>
-      <w:r>
-        <w:rPr>
           <w:rFonts w:ascii="TH SarabunIT๙" w:eastAsia="Angsana New" w:hAnsi="TH SarabunIT๙" w:cs="TH SarabunIT๙" w:hint="cs"/>
           <w:sz w:val="32"/>
           <w:szCs w:val="32"/>
           <w:cs/>
         </w:rPr>
-        <w:t>อื่น</w:t>
-      </w:r>
-      <w:proofErr w:type="gramEnd"/>
+        <w:t>.....</w:t>
+      </w:r>
       <w:r>
         <w:rPr>
           <w:rFonts w:ascii="TH SarabunIT๙" w:eastAsia="Angsana New" w:hAnsi="TH SarabunIT๙" w:cs="TH SarabunIT๙"/>
@@ -1377,63 +1221,11 @@
           <w:szCs w:val="32"/>
           <w:cs/>
         </w:rPr>
-        <w:t>ๆ ระบุ....</w:t>
-      </w:r>
-      <w:r>
-        <w:rPr>
-          <w:rFonts w:ascii="TH SarabunIT๙" w:eastAsia="Angsana New" w:hAnsi="TH SarabunIT๙" w:cs="TH SarabunIT๙"/>
-          <w:sz w:val="32"/>
-          <w:szCs w:val="32"/>
-        </w:rPr>
-        <w:t>{</w:t>
-      </w:r>
-      <w:proofErr w:type="spellStart"/>
-      <w:r>
-        <w:rPr>
-          <w:rFonts w:ascii="TH SarabunIT๙" w:eastAsia="Angsana New" w:hAnsi="TH SarabunIT๙" w:cs="TH SarabunIT๙"/>
-          <w:sz w:val="32"/>
-          <w:szCs w:val="32"/>
-        </w:rPr>
-        <w:t>otherTravelType</w:t>
-      </w:r>
-      <w:proofErr w:type="spellEnd"/>
-      <w:r>
-        <w:rPr>
-          <w:rFonts w:ascii="TH SarabunIT๙" w:eastAsia="Angsana New" w:hAnsi="TH SarabunIT๙" w:cs="TH SarabunIT๙"/>
-          <w:sz w:val="32"/>
-          <w:szCs w:val="32"/>
-        </w:rPr>
-        <w:t>}</w:t>
+        <w:t>และเดินทางกลับใน</w:t>
       </w:r>
       <w:r>
         <w:rPr>
           <w:rFonts w:ascii="TH SarabunIT๙" w:eastAsia="Angsana New" w:hAnsi="TH SarabunIT๙" w:cs="TH SarabunIT๙" w:hint="cs"/>
-          <w:sz w:val="32"/>
-          <w:szCs w:val="32"/>
-          <w:cs/>
-        </w:rPr>
-        <w:t>.....</w:t>
-      </w:r>
-      <w:r>
-        <w:rPr>
-          <w:rFonts w:ascii="TH SarabunIT๙" w:eastAsia="Angsana New" w:hAnsi="TH SarabunIT๙" w:cs="TH SarabunIT๙"/>
-          <w:sz w:val="32"/>
-          <w:szCs w:val="32"/>
-        </w:rPr>
-        <w:t xml:space="preserve"> </w:t>
-      </w:r>
-      <w:r>
-        <w:rPr>
-          <w:rFonts w:ascii="TH SarabunIT๙" w:eastAsia="Angsana New" w:hAnsi="TH SarabunIT๙" w:cs="TH SarabunIT๙" w:hint="cs"/>
-          <w:sz w:val="32"/>
-          <w:szCs w:val="32"/>
-          <w:cs/>
-        </w:rPr>
-        <w:t>และเดินทางกลับใน</w:t>
-      </w:r>
-      <w:r>
-        <w:rPr>
-          <w:rFonts w:ascii="TH SarabunIT๙" w:eastAsia="Angsana New" w:hAnsi="TH SarabunIT๙" w:cs="TH SarabunIT๙" w:hint="cs"/>
           <w:color w:val="000000" w:themeColor="text1"/>
           <w:sz w:val="32"/>
           <w:szCs w:val="32"/>
@@ -1448,27 +1240,7 @@
           <w:sz w:val="32"/>
           <w:szCs w:val="32"/>
         </w:rPr>
-        <w:t>{</w:t>
-      </w:r>
-      <w:proofErr w:type="spellStart"/>
-      <w:r>
-        <w:rPr>
-          <w:rFonts w:ascii="TH SarabunIT๙" w:hAnsi="TH SarabunIT๙" w:cs="TH SarabunIT๙"/>
-          <w:color w:val="000000" w:themeColor="text1"/>
-          <w:sz w:val="32"/>
-          <w:szCs w:val="32"/>
-        </w:rPr>
-        <w:t>dateEnd</w:t>
-      </w:r>
-      <w:proofErr w:type="spellEnd"/>
-      <w:r>
-        <w:rPr>
-          <w:rFonts w:ascii="TH SarabunIT๙" w:hAnsi="TH SarabunIT๙" w:cs="TH SarabunIT๙"/>
-          <w:color w:val="000000" w:themeColor="text1"/>
-          <w:sz w:val="32"/>
-          <w:szCs w:val="32"/>
-        </w:rPr>
-        <w:t>}</w:t>
+        <w:t>{dateEnd}</w:t>
       </w:r>
       <w:r>
         <w:rPr>
@@ -1535,9 +1307,16 @@
           <w:szCs w:val="32"/>
           <w:cs/>
         </w:rPr>
-        <w:t xml:space="preserve">งบกลาง </w:t>
-      </w:r>
-      <w:proofErr w:type="gramStart"/>
+        <w:t>งบกลาง สสจ.ตาก</w:t>
+      </w:r>
+      <w:r>
+        <w:rPr>
+          <w:rFonts w:ascii="TH SarabunIT๙" w:eastAsia="Angsana New" w:hAnsi="TH SarabunIT๙" w:cs="TH SarabunIT๙"/>
+          <w:sz w:val="32"/>
+          <w:szCs w:val="32"/>
+        </w:rPr>
+        <w:t xml:space="preserve">       {j} </w:t>
+      </w:r>
       <w:r>
         <w:rPr>
           <w:rFonts w:ascii="TH SarabunIT๙" w:eastAsia="Angsana New" w:hAnsi="TH SarabunIT๙" w:cs="TH SarabunIT๙" w:hint="cs"/>
@@ -1545,16 +1324,15 @@
           <w:szCs w:val="32"/>
           <w:cs/>
         </w:rPr>
-        <w:t>สสจ.ตาก</w:t>
-      </w:r>
-      <w:proofErr w:type="gramEnd"/>
+        <w:t>งบผู้จัด</w:t>
+      </w:r>
       <w:r>
         <w:rPr>
           <w:rFonts w:ascii="TH SarabunIT๙" w:eastAsia="Angsana New" w:hAnsi="TH SarabunIT๙" w:cs="TH SarabunIT๙"/>
           <w:sz w:val="32"/>
           <w:szCs w:val="32"/>
         </w:rPr>
-        <w:t xml:space="preserve">       {j} </w:t>
+        <w:t xml:space="preserve">       {k} </w:t>
       </w:r>
       <w:r>
         <w:rPr>
@@ -1563,7 +1341,7 @@
           <w:szCs w:val="32"/>
           <w:cs/>
         </w:rPr>
-        <w:t>งบผู้จัด</w:t>
+        <w:t>งบโครงการของฝ่าย</w:t>
       </w:r>
       <w:r>
         <w:rPr>
@@ -1571,42 +1349,7 @@
           <w:sz w:val="32"/>
           <w:szCs w:val="32"/>
         </w:rPr>
-        <w:t xml:space="preserve">       {k} </w:t>
-      </w:r>
-      <w:r>
-        <w:rPr>
-          <w:rFonts w:ascii="TH SarabunIT๙" w:eastAsia="Angsana New" w:hAnsi="TH SarabunIT๙" w:cs="TH SarabunIT๙" w:hint="cs"/>
-          <w:sz w:val="32"/>
-          <w:szCs w:val="32"/>
-          <w:cs/>
-        </w:rPr>
-        <w:t>งบโครงการของฝ่าย</w:t>
-      </w:r>
-      <w:r>
-        <w:rPr>
-          <w:rFonts w:ascii="TH SarabunIT๙" w:eastAsia="Angsana New" w:hAnsi="TH SarabunIT๙" w:cs="TH SarabunIT๙"/>
-          <w:sz w:val="32"/>
-          <w:szCs w:val="32"/>
-        </w:rPr>
-        <w:t xml:space="preserve">       {</w:t>
-      </w:r>
-      <w:proofErr w:type="spellStart"/>
-      <w:r>
-        <w:rPr>
-          <w:rFonts w:ascii="TH SarabunIT๙" w:eastAsia="Angsana New" w:hAnsi="TH SarabunIT๙" w:cs="TH SarabunIT๙"/>
-          <w:sz w:val="32"/>
-          <w:szCs w:val="32"/>
-        </w:rPr>
-        <w:t>br</w:t>
-      </w:r>
-      <w:proofErr w:type="spellEnd"/>
-      <w:r>
-        <w:rPr>
-          <w:rFonts w:ascii="TH SarabunIT๙" w:eastAsia="Angsana New" w:hAnsi="TH SarabunIT๙" w:cs="TH SarabunIT๙"/>
-          <w:sz w:val="32"/>
-          <w:szCs w:val="32"/>
-        </w:rPr>
-        <w:t xml:space="preserve">} </w:t>
+        <w:t xml:space="preserve">       {br} </w:t>
       </w:r>
       <w:r>
         <w:rPr>
@@ -1684,7 +1427,7 @@
     <w:p>
       <w:pPr>
         <w:tabs>
-          <w:tab w:val="left" w:pos="4820"/>
+          <w:tab w:val="left" w:pos="4770"/>
         </w:tabs>
         <w:rPr>
           <w:rFonts w:ascii="TH SarabunIT๙" w:hAnsi="TH SarabunIT๙" w:cs="TH SarabunIT๙"/>
@@ -1766,70 +1509,21 @@
       </w:r>
       <w:r>
         <w:rPr>
-          <w:rFonts w:ascii="TH SarabunIT๙" w:hAnsi="TH SarabunIT๙" w:cs="TH SarabunIT๙" w:hint="cs"/>
-          <w:sz w:val="32"/>
-          <w:szCs w:val="32"/>
-          <w:cs/>
-        </w:rPr>
-        <w:t xml:space="preserve"> </w:t>
-      </w:r>
-      <w:r>
-        <w:rPr>
-          <w:rFonts w:ascii="TH SarabunIT๙" w:hAnsi="TH SarabunIT๙" w:cs="TH SarabunIT๙"/>
-          <w:color w:val="000000" w:themeColor="text1"/>
-          <w:sz w:val="32"/>
-          <w:szCs w:val="32"/>
-        </w:rPr>
-        <w:t>{</w:t>
-      </w:r>
-      <w:proofErr w:type="spellStart"/>
-      <w:r>
-        <w:rPr>
-          <w:rFonts w:ascii="TH SarabunIT๙" w:hAnsi="TH SarabunIT๙" w:cs="TH SarabunIT๙"/>
-          <w:color w:val="000000" w:themeColor="text1"/>
-          <w:sz w:val="32"/>
-          <w:szCs w:val="32"/>
-        </w:rPr>
-        <w:t>gd</w:t>
-      </w:r>
-      <w:proofErr w:type="spellEnd"/>
-      <w:r>
-        <w:rPr>
-          <w:rFonts w:ascii="TH SarabunIT๙" w:hAnsi="TH SarabunIT๙" w:cs="TH SarabunIT๙"/>
-          <w:color w:val="000000" w:themeColor="text1"/>
-          <w:sz w:val="32"/>
-          <w:szCs w:val="32"/>
-        </w:rPr>
-        <w:t>}</w:t>
-      </w:r>
-      <w:r>
-        <w:rPr>
-          <w:rFonts w:ascii="TH SarabunIT๙" w:hAnsi="TH SarabunIT๙" w:cs="TH SarabunIT๙"/>
-          <w:color w:val="000000" w:themeColor="text1"/>
-          <w:sz w:val="32"/>
-          <w:szCs w:val="32"/>
-        </w:rPr>
-        <w:t>{</w:t>
-      </w:r>
-      <w:proofErr w:type="spellStart"/>
-      <w:r>
-        <w:rPr>
-          <w:rFonts w:ascii="TH SarabunIT๙" w:hAnsi="TH SarabunIT๙" w:cs="TH SarabunIT๙"/>
-          <w:color w:val="000000" w:themeColor="text1"/>
-          <w:sz w:val="32"/>
-          <w:szCs w:val="32"/>
-        </w:rPr>
-        <w:t>createdName</w:t>
-      </w:r>
-      <w:proofErr w:type="spellEnd"/>
-      <w:r>
-        <w:rPr>
-          <w:rFonts w:ascii="TH SarabunIT๙" w:hAnsi="TH SarabunIT๙" w:cs="TH SarabunIT๙"/>
-          <w:color w:val="000000" w:themeColor="text1"/>
-          <w:sz w:val="32"/>
-          <w:szCs w:val="32"/>
-        </w:rPr>
-        <w:t>}</w:t>
+          <w:rFonts w:ascii="TH SarabunIT๙" w:hAnsi="TH SarabunIT๙" w:cs="TH SarabunIT๙"/>
+          <w:color w:val="000000" w:themeColor="text1"/>
+          <w:sz w:val="32"/>
+          <w:szCs w:val="32"/>
+        </w:rPr>
+        <w:t>{gd}</w:t>
+      </w:r>
+      <w:r>
+        <w:rPr>
+          <w:rFonts w:ascii="TH SarabunIT๙" w:hAnsi="TH SarabunIT๙" w:cs="TH SarabunIT๙"/>
+          <w:color w:val="000000" w:themeColor="text1"/>
+          <w:sz w:val="32"/>
+          <w:szCs w:val="32"/>
+        </w:rPr>
+        <w:t>{createdName}</w:t>
       </w:r>
       <w:r>
         <w:rPr>
@@ -1926,6 +1620,9 @@
     </w:p>
     <w:p>
       <w:pPr>
+        <w:tabs>
+          <w:tab w:val="left" w:pos="5400"/>
+        </w:tabs>
         <w:rPr>
           <w:rFonts w:ascii="TH SarabunIT๙" w:hAnsi="TH SarabunIT๙" w:cs="TH SarabunIT๙"/>
           <w:color w:val="EE0000"/>
@@ -1965,16 +1662,6 @@
       </w:r>
       <w:r>
         <w:rPr>
-          <w:rFonts w:ascii="TH SarabunIT๙" w:hAnsi="TH SarabunIT๙" w:cs="TH SarabunIT๙" w:hint="cs"/>
-          <w:color w:val="000000" w:themeColor="text1"/>
-          <w:sz w:val="32"/>
-          <w:szCs w:val="32"/>
-          <w:cs/>
-        </w:rPr>
-        <w:t xml:space="preserve">      </w:t>
-      </w:r>
-      <w:r>
-        <w:rPr>
           <w:rFonts w:ascii="TH SarabunIT๙" w:hAnsi="TH SarabunIT๙" w:cs="TH SarabunIT๙"/>
           <w:color w:val="000000" w:themeColor="text1"/>
           <w:sz w:val="32"/>
@@ -1991,7 +1678,16 @@
           <w:szCs w:val="32"/>
           <w:cs/>
         </w:rPr>
-        <w:t xml:space="preserve">...................................... </w:t>
+        <w:t>......................................</w:t>
+      </w:r>
+      <w:r>
+        <w:rPr>
+          <w:rFonts w:ascii="TH SarabunIT๙" w:hAnsi="TH SarabunIT๙" w:cs="TH SarabunIT๙"/>
+          <w:color w:val="000000" w:themeColor="text1"/>
+          <w:sz w:val="32"/>
+          <w:szCs w:val="32"/>
+        </w:rPr>
+        <w:t>....</w:t>
       </w:r>
       <w:r>
         <w:rPr>
@@ -2074,20 +1770,24 @@
     </w:p>
     <w:p>
       <w:pPr>
-        <w:rPr>
-          <w:rFonts w:ascii="TH SarabunIT๙" w:hAnsi="TH SarabunIT๙" w:cs="TH SarabunIT๙"/>
-          <w:sz w:val="32"/>
-          <w:szCs w:val="32"/>
-        </w:rPr>
-      </w:pPr>
-      <w:r>
-        <w:rPr>
-          <w:rFonts w:ascii="TH SarabunIT๙" w:hAnsi="TH SarabunIT๙" w:cs="TH SarabunIT๙"/>
-          <w:sz w:val="32"/>
-          <w:szCs w:val="32"/>
-          <w:cs/>
-        </w:rPr>
-        <w:t xml:space="preserve">      </w:t>
+        <w:tabs>
+          <w:tab w:val="left" w:pos="5400"/>
+        </w:tabs>
+        <w:ind w:left="5040"/>
+        <w:rPr>
+          <w:rFonts w:ascii="TH SarabunIT๙" w:hAnsi="TH SarabunIT๙" w:cs="TH SarabunIT๙"/>
+          <w:sz w:val="32"/>
+          <w:szCs w:val="32"/>
+        </w:rPr>
+      </w:pPr>
+      <w:r>
+        <w:rPr>
+          <w:rFonts w:ascii="TH SarabunIT๙" w:hAnsi="TH SarabunIT๙" w:cs="TH SarabunIT๙"/>
+          <w:sz w:val="32"/>
+          <w:szCs w:val="32"/>
+          <w:cs/>
+        </w:rPr>
+        <w:t xml:space="preserve">     </w:t>
       </w:r>
       <w:r>
         <w:rPr>
@@ -2101,80 +1801,6 @@
       <w:r>
         <w:rPr>
           <w:rFonts w:ascii="TH SarabunIT๙" w:hAnsi="TH SarabunIT๙" w:cs="TH SarabunIT๙"/>
-          <w:sz w:val="32"/>
-          <w:szCs w:val="32"/>
-          <w:cs/>
-        </w:rPr>
-        <w:tab/>
-      </w:r>
-      <w:r>
-        <w:rPr>
-          <w:rFonts w:ascii="TH SarabunIT๙" w:hAnsi="TH SarabunIT๙" w:cs="TH SarabunIT๙"/>
-          <w:sz w:val="32"/>
-          <w:szCs w:val="32"/>
-          <w:cs/>
-        </w:rPr>
-        <w:tab/>
-      </w:r>
-      <w:r>
-        <w:rPr>
-          <w:rFonts w:ascii="TH SarabunIT๙" w:hAnsi="TH SarabunIT๙" w:cs="TH SarabunIT๙"/>
-          <w:sz w:val="32"/>
-          <w:szCs w:val="32"/>
-          <w:cs/>
-        </w:rPr>
-        <w:tab/>
-      </w:r>
-      <w:r>
-        <w:rPr>
-          <w:rFonts w:ascii="TH SarabunIT๙" w:hAnsi="TH SarabunIT๙" w:cs="TH SarabunIT๙"/>
-          <w:sz w:val="32"/>
-          <w:szCs w:val="32"/>
-          <w:cs/>
-        </w:rPr>
-        <w:tab/>
-      </w:r>
-      <w:r>
-        <w:rPr>
-          <w:rFonts w:ascii="TH SarabunIT๙" w:hAnsi="TH SarabunIT๙" w:cs="TH SarabunIT๙"/>
-          <w:sz w:val="32"/>
-          <w:szCs w:val="32"/>
-          <w:cs/>
-        </w:rPr>
-        <w:tab/>
-      </w:r>
-      <w:r>
-        <w:rPr>
-          <w:rFonts w:ascii="TH SarabunIT๙" w:hAnsi="TH SarabunIT๙" w:cs="TH SarabunIT๙"/>
-          <w:sz w:val="32"/>
-          <w:szCs w:val="32"/>
-          <w:cs/>
-        </w:rPr>
-        <w:tab/>
-      </w:r>
-      <w:r>
-        <w:rPr>
-          <w:rFonts w:ascii="TH SarabunIT๙" w:hAnsi="TH SarabunIT๙" w:cs="TH SarabunIT๙"/>
-          <w:color w:val="EE0000"/>
-          <w:sz w:val="32"/>
-          <w:szCs w:val="32"/>
-          <w:cs/>
-        </w:rPr>
-        <w:t xml:space="preserve"> </w:t>
-      </w:r>
-      <w:r>
-        <w:rPr>
-          <w:rFonts w:ascii="TH SarabunIT๙" w:hAnsi="TH SarabunIT๙" w:cs="TH SarabunIT๙" w:hint="cs"/>
-          <w:color w:val="EE0000"/>
-          <w:sz w:val="32"/>
-          <w:szCs w:val="32"/>
-          <w:cs/>
-        </w:rPr>
-        <w:t xml:space="preserve">  </w:t>
-      </w:r>
-      <w:r>
-        <w:rPr>
-          <w:rFonts w:ascii="TH SarabunIT๙" w:hAnsi="TH SarabunIT๙" w:cs="TH SarabunIT๙"/>
           <w:color w:val="000000" w:themeColor="text1"/>
           <w:sz w:val="32"/>
           <w:szCs w:val="32"/>
@@ -2190,7 +1816,7 @@
           <w:szCs w:val="32"/>
           <w:cs/>
         </w:rPr>
-        <w:t>...............................................</w:t>
+        <w:t>..........................................</w:t>
       </w:r>
       <w:r>
         <w:rPr>
@@ -2223,8 +1849,11 @@
     </w:p>
     <w:p>
       <w:pPr>
-        <w:rPr>
-          <w:rFonts w:ascii="TH SarabunIT๙" w:hAnsi="TH SarabunIT๙" w:cs="TH SarabunIT๙" w:hint="cs"/>
+        <w:tabs>
+          <w:tab w:val="left" w:pos="5400"/>
+        </w:tabs>
+        <w:rPr>
+          <w:rFonts w:ascii="TH SarabunIT๙" w:hAnsi="TH SarabunIT๙" w:cs="TH SarabunIT๙"/>
           <w:color w:val="000000" w:themeColor="text1"/>
           <w:sz w:val="32"/>
           <w:szCs w:val="32"/>
@@ -2266,6 +1895,15 @@
           <w:color w:val="000000" w:themeColor="text1"/>
           <w:sz w:val="32"/>
           <w:szCs w:val="32"/>
+        </w:rPr>
+        <w:t xml:space="preserve">  </w:t>
+      </w:r>
+      <w:r>
+        <w:rPr>
+          <w:rFonts w:ascii="TH SarabunIT๙" w:hAnsi="TH SarabunIT๙" w:cs="TH SarabunIT๙"/>
+          <w:color w:val="000000" w:themeColor="text1"/>
+          <w:sz w:val="32"/>
+          <w:szCs w:val="32"/>
           <w:cs/>
         </w:rPr>
         <w:t>.</w:t>
@@ -2296,7 +1934,7 @@
           <w:sz w:val="32"/>
           <w:szCs w:val="32"/>
         </w:rPr>
-        <w:t>.........</w:t>
+        <w:t>.....</w:t>
       </w:r>
       <w:r>
         <w:rPr>
@@ -2355,27 +1993,8 @@
           <w:szCs w:val="32"/>
           <w:cs/>
         </w:rPr>
-        <w:t>...</w:t>
-      </w:r>
-    </w:p>
-    <w:p>
-      <w:pPr>
-        <w:rPr>
-          <w:rFonts w:ascii="TH SarabunIT๙" w:hAnsi="TH SarabunIT๙" w:cs="TH SarabunIT๙"/>
-          <w:color w:val="000000" w:themeColor="text1"/>
-          <w:sz w:val="16"/>
-          <w:szCs w:val="16"/>
-        </w:rPr>
-      </w:pPr>
-    </w:p>
-    <w:p>
-      <w:pPr>
-        <w:rPr>
-          <w:rFonts w:ascii="TH SarabunIT๙" w:hAnsi="TH SarabunIT๙" w:cs="TH SarabunIT๙"/>
-          <w:sz w:val="16"/>
-          <w:szCs w:val="16"/>
-        </w:rPr>
-      </w:pPr>
+        <w:t>..</w:t>
+      </w:r>
     </w:p>
     <w:p>
       <w:pPr>
@@ -2460,6 +2079,10 @@
     </w:p>
     <w:p>
       <w:pPr>
+        <w:tabs>
+          <w:tab w:val="left" w:pos="5400"/>
+          <w:tab w:val="left" w:pos="7650"/>
+        </w:tabs>
         <w:rPr>
           <w:rFonts w:ascii="TH SarabunIT๙" w:hAnsi="TH SarabunIT๙" w:cs="TH SarabunIT๙"/>
           <w:color w:val="000000" w:themeColor="text1"/>
@@ -2493,15 +2116,24 @@
           <w:color w:val="000000" w:themeColor="text1"/>
           <w:sz w:val="32"/>
           <w:szCs w:val="32"/>
-          <w:cs/>
-        </w:rPr>
-        <w:t>(............................................)</w:t>
+        </w:rPr>
+        <w:t xml:space="preserve"> </w:t>
+      </w:r>
+      <w:r>
+        <w:rPr>
+          <w:rFonts w:ascii="TH SarabunIT๙" w:hAnsi="TH SarabunIT๙" w:cs="TH SarabunIT๙"/>
+          <w:color w:val="000000" w:themeColor="text1"/>
+          <w:sz w:val="32"/>
+          <w:szCs w:val="32"/>
+          <w:cs/>
+        </w:rPr>
+        <w:t>(..........................................)</w:t>
       </w:r>
     </w:p>
     <w:p>
       <w:pPr>
         <w:rPr>
-          <w:rFonts w:ascii="TH SarabunIT๙" w:hAnsi="TH SarabunIT๙" w:cs="TH SarabunIT๙" w:hint="cs"/>
+          <w:rFonts w:ascii="TH SarabunIT๙" w:hAnsi="TH SarabunIT๙" w:cs="TH SarabunIT๙"/>
           <w:color w:val="000000" w:themeColor="text1"/>
           <w:sz w:val="32"/>
           <w:szCs w:val="32"/>
@@ -2604,21 +2236,6 @@
         </w:rPr>
         <w:t>.</w:t>
       </w:r>
-    </w:p>
-    <w:p>
-      <w:pPr>
-        <w:jc w:val="center"/>
-        <w:rPr>
-          <w:rFonts w:ascii="TH SarabunIT๙" w:hAnsi="TH SarabunIT๙" w:cs="TH SarabunIT๙"/>
-          <w:b/>
-          <w:bCs/>
-          <w:noProof/>
-          <w:spacing w:val="-20"/>
-          <w:sz w:val="58"/>
-          <w:szCs w:val="58"/>
-          <w:lang w:val="th-TH"/>
-        </w:rPr>
-      </w:pPr>
     </w:p>
     <w:sectPr>
       <w:pgSz w:w="11906" w:h="16838" w:code="9"/>
